--- a/public/resume/malcolm-xavier-resume-template.docx
+++ b/public/resume/malcolm-xavier-resume-template.docx
@@ -40,7 +40,7 @@
       <w:pPr>
         <w:spacing w:after="40" w:before="0"/>
       </w:pPr>
-      <w:hyperlink w:history="1" r:id="rIdmhlji5os5q-78vg4dedr0">
+      <w:hyperlink w:history="1" r:id="rIddplhyww-iwiayh4n2mhwd">
         <w:r>
           <w:rPr>
             <w:rFonts w:ascii="DM Sans" w:cs="DM Sans" w:eastAsia="DM Sans" w:hAnsi="DM Sans"/>
@@ -69,7 +69,7 @@
         </w:rPr>
         <w:t xml:space="preserve"> · </w:t>
       </w:r>
-      <w:hyperlink w:history="1" r:id="rId2gnnogdzhyxs9b03g3g-_">
+      <w:hyperlink w:history="1" r:id="rIdvywna3sxltuknkwvfj6jr">
         <w:r>
           <w:rPr>
             <w:rFonts w:ascii="DM Sans" w:cs="DM Sans" w:eastAsia="DM Sans" w:hAnsi="DM Sans"/>
@@ -116,7 +116,7 @@
       <w:pPr>
         <w:spacing w:after="200" w:before="0"/>
       </w:pPr>
-      <w:hyperlink w:history="1" r:id="rIduux4weldgsrp75ouk8dry">
+      <w:hyperlink w:history="1" r:id="rId9mffi7zzllvbehbs6dhyc">
         <w:r>
           <w:rPr>
             <w:rFonts w:ascii="DM Sans" w:cs="DM Sans" w:eastAsia="DM Sans" w:hAnsi="DM Sans"/>
@@ -145,7 +145,7 @@
         </w:rPr>
         <w:t xml:space="preserve"> · </w:t>
       </w:r>
-      <w:hyperlink w:history="1" r:id="rIdji8g5uxumbcje53fga2m4">
+      <w:hyperlink w:history="1" r:id="rIdpzamxrcq-gi5vmfticjbn">
         <w:r>
           <w:rPr>
             <w:rFonts w:ascii="DM Sans" w:cs="DM Sans" w:eastAsia="DM Sans" w:hAnsi="DM Sans"/>
@@ -174,7 +174,7 @@
         </w:rPr>
         <w:t xml:space="preserve"> · </w:t>
       </w:r>
-      <w:hyperlink w:history="1" r:id="rIdysfrbhbr8fsrxm-2-p0kl">
+      <w:hyperlink w:history="1" r:id="rIdqbqsmaqwov-qeg18yq4lf">
         <w:r>
           <w:rPr>
             <w:rFonts w:ascii="DM Sans" w:cs="DM Sans" w:eastAsia="DM Sans" w:hAnsi="DM Sans"/>
@@ -206,7 +206,7 @@
           <w:sz w:val="21"/>
           <w:szCs w:val="21"/>
         </w:rPr>
-        <w:t xml:space="preserve">Senior Product Manager with 7+ years scaling growth, marketing, and data platforms in media, publishing, and B2B SaaS. Built and operated MarTech infrastructure for 22M+ users across 40+ brands, driving 33% YoY email revenue growth. Applied an MS in Law (focused on data privacy and IP) to data governance and compliance-related roadmap tradeoffs. Architects AI-native discovery and delivery loops, with three years of hands-on LLM and agent training and evaluation.</w:t>
+        <w:t xml:space="preserve">Senior Product Manager with 8+ years scaling growth, marketing, and data platforms in media, publishing, and B2B SaaS. Built and operated MarTech infrastructure for 22M+ users across 40+ brands, driving 33% YoY email revenue growth. Applied an MS in Law (focused on data privacy and IP) to data governance and compliance-related roadmap tradeoffs. Architects AI-native discovery and delivery loops, with three years of hands-on LLM and agent training and evaluation.</w:t>
       </w:r>
     </w:p>
     <w:p>
@@ -337,7 +337,7 @@
         </w:rPr>
         <w:t xml:space="preserve">Build and operate the </w:t>
       </w:r>
-      <w:hyperlink w:history="1" r:id="rIdclizac9u62-lq-cwpp49x">
+      <w:hyperlink w:history="1" r:id="rIdrsmkhpppbj4n0jdn5rpuj">
         <w:r>
           <w:rPr>
             <w:rFonts w:ascii="DM Sans" w:cs="DM Sans" w:eastAsia="DM Sans" w:hAnsi="DM Sans"/>
@@ -389,7 +389,7 @@
           <w:sz w:val="21"/>
           <w:szCs w:val="21"/>
         </w:rPr>
-        <w:t xml:space="preserve">Set the privacy rules for its automation: the jobs that can reach the internet can't reach personal data</w:t>
+        <w:t xml:space="preserve">Set the privacy rules for its automation: the jobs that can reach the internet can’t reach personal data</w:t>
       </w:r>
     </w:p>
     <w:p>
@@ -403,7 +403,7 @@
         <w:spacing w:after="40" w:before="0"/>
         <w:ind w:left="288"/>
       </w:pPr>
-      <w:hyperlink w:history="1" r:id="rIdenuptvv77yytpzcv0nzez">
+      <w:hyperlink w:history="1" r:id="rIdl87mgm2afdoy8jtmdunlz">
         <w:r>
           <w:rPr>
             <w:rFonts w:ascii="DM Sans" w:cs="DM Sans" w:eastAsia="DM Sans" w:hAnsi="DM Sans"/>
@@ -444,7 +444,7 @@
         <w:spacing w:after="40" w:before="0"/>
         <w:ind w:left="288"/>
       </w:pPr>
-      <w:hyperlink w:history="1" r:id="rIdti4z-bg5lcwg52g2itynx">
+      <w:hyperlink w:history="1" r:id="rIdblvausuwuomryoj6krahr">
         <w:r>
           <w:rPr>
             <w:rFonts w:ascii="DM Sans" w:cs="DM Sans" w:eastAsia="DM Sans" w:hAnsi="DM Sans"/>
@@ -484,7 +484,7 @@
         <w:spacing w:after="40" w:before="0"/>
         <w:ind w:left="288"/>
       </w:pPr>
-      <w:hyperlink w:history="1" r:id="rIdrypsrfiaulhy-fwizocdo">
+      <w:hyperlink w:history="1" r:id="rIdg1cj7sdaxlidrwznvrr3j">
         <w:r>
           <w:rPr>
             <w:rFonts w:ascii="DM Sans" w:cs="DM Sans" w:eastAsia="DM Sans" w:hAnsi="DM Sans"/>
@@ -519,7 +519,7 @@
         <w:keepNext/>
         <w:spacing w:after="0" w:before="200"/>
       </w:pPr>
-      <w:hyperlink w:history="1" r:id="rIdbe4ssyzzlvmlolydtdfv8">
+      <w:hyperlink w:history="1" r:id="rIdjcenky4mfwxp33frboyiu">
         <w:r>
           <w:rPr>
             <w:rFonts w:ascii="DM Sans" w:cs="DM Sans" w:eastAsia="DM Sans" w:hAnsi="DM Sans"/>
@@ -597,7 +597,7 @@
           <w:sz w:val="21"/>
           <w:szCs w:val="21"/>
         </w:rPr>
-        <w:t xml:space="preserve">“America's largest publisher” (formerly Dotdash Meredith). Scaled the growth and MarTech platform for 40+ brands and 22M+ users.</w:t>
+        <w:t xml:space="preserve">“America’s largest publisher” (formerly Dotdash Meredith). Scaled the growth and MarTech platform for 40+ brands and 22M+ users.</w:t>
       </w:r>
     </w:p>
     <w:p>
@@ -782,7 +782,7 @@
         </w:rPr>
         <w:t xml:space="preserve">Case study: </w:t>
       </w:r>
-      <w:hyperlink w:history="1" r:id="rIdbtco32ruf-5udrn-60hra">
+      <w:hyperlink w:history="1" r:id="rIdqhu0gnjgk2feghpo_wmhe">
         <w:r>
           <w:rPr>
             <w:rFonts w:ascii="DM Sans" w:cs="DM Sans" w:eastAsia="DM Sans" w:hAnsi="DM Sans"/>
@@ -804,7 +804,7 @@
         <w:keepNext/>
         <w:spacing w:after="0" w:before="200"/>
       </w:pPr>
-      <w:hyperlink w:history="1" r:id="rIdgxl-zmnwn5b4dc6fjsldg">
+      <w:hyperlink w:history="1" r:id="rIdt6iea6awrsbg-yizeyrrp">
         <w:r>
           <w:rPr>
             <w:rFonts w:ascii="DM Sans" w:cs="DM Sans" w:eastAsia="DM Sans" w:hAnsi="DM Sans"/>
@@ -1067,7 +1067,7 @@
         </w:rPr>
         <w:t xml:space="preserve">Case study: </w:t>
       </w:r>
-      <w:hyperlink w:history="1" r:id="rIdi23yegi7skckabakknx8d">
+      <w:hyperlink w:history="1" r:id="rIdqcxmqvh7amrtpz-56vzrk">
         <w:r>
           <w:rPr>
             <w:rFonts w:ascii="DM Sans" w:cs="DM Sans" w:eastAsia="DM Sans" w:hAnsi="DM Sans"/>
@@ -1089,7 +1089,7 @@
         <w:keepNext/>
         <w:spacing w:after="0" w:before="200"/>
       </w:pPr>
-      <w:hyperlink w:history="1" r:id="rIduhqob-gmaiujfjky9su2p">
+      <w:hyperlink w:history="1" r:id="rIdte4goyr9_t3y4bv4ged_s">
         <w:r>
           <w:rPr>
             <w:rFonts w:ascii="DM Sans" w:cs="DM Sans" w:eastAsia="DM Sans" w:hAnsi="DM Sans"/>
@@ -1314,7 +1314,7 @@
         </w:rPr>
         <w:t xml:space="preserve">Case study: </w:t>
       </w:r>
-      <w:hyperlink w:history="1" r:id="rId_zfzhecb54iyjqsr5a7a4">
+      <w:hyperlink w:history="1" r:id="rIdo37toie8rhfaan6kaav1b">
         <w:r>
           <w:rPr>
             <w:rFonts w:ascii="DM Sans" w:cs="DM Sans" w:eastAsia="DM Sans" w:hAnsi="DM Sans"/>
@@ -1336,7 +1336,7 @@
         <w:keepNext/>
         <w:spacing w:after="0" w:before="200"/>
       </w:pPr>
-      <w:hyperlink w:history="1" r:id="rIdfbxalfvygejrqur54cu9j">
+      <w:hyperlink w:history="1" r:id="rIdiq9tkdukhbziffiuhfqhy">
         <w:r>
           <w:rPr>
             <w:rFonts w:ascii="DM Sans" w:cs="DM Sans" w:eastAsia="DM Sans" w:hAnsi="DM Sans"/>
@@ -1497,7 +1497,7 @@
         <w:keepNext/>
         <w:spacing w:after="0" w:before="200"/>
       </w:pPr>
-      <w:hyperlink w:history="1" r:id="rIdrlzqh7ooidxso0d1zl8uh">
+      <w:hyperlink w:history="1" r:id="rId_24cmofcgqzd7xxhldlgf">
         <w:r>
           <w:rPr>
             <w:rFonts w:ascii="DM Sans" w:cs="DM Sans" w:eastAsia="DM Sans" w:hAnsi="DM Sans"/>
@@ -1792,7 +1792,7 @@
         </w:rPr>
         <w:t xml:space="preserve">Presentation: </w:t>
       </w:r>
-      <w:hyperlink w:history="1" r:id="rIdjw9n8isc4hc9oksfzrrtr">
+      <w:hyperlink w:history="1" r:id="rIdg_wxjj-4nz5-prbqqem-j">
         <w:r>
           <w:rPr>
             <w:rFonts w:ascii="DM Sans" w:cs="DM Sans" w:eastAsia="DM Sans" w:hAnsi="DM Sans"/>
@@ -1934,7 +1934,7 @@
         </w:rPr>
         <w:t xml:space="preserve">Presentation: </w:t>
       </w:r>
-      <w:hyperlink w:history="1" r:id="rIdewja0hydq8papc85ifb2z">
+      <w:hyperlink w:history="1" r:id="rIdxszved4ha2dlbldalhd5o">
         <w:r>
           <w:rPr>
             <w:rFonts w:ascii="DM Sans" w:cs="DM Sans" w:eastAsia="DM Sans" w:hAnsi="DM Sans"/>
@@ -2065,7 +2065,7 @@
         <w:keepNext/>
         <w:spacing w:after="60" w:before="0"/>
       </w:pPr>
-      <w:hyperlink w:history="1" r:id="rId2xi-n8pnx-2unpt2_st7n">
+      <w:hyperlink w:history="1" r:id="rIdbc15huzlxat4kny74gog-">
         <w:r>
           <w:rPr>
             <w:rFonts w:ascii="DM Sans" w:cs="DM Sans" w:eastAsia="DM Sans" w:hAnsi="DM Sans"/>
@@ -2105,7 +2105,7 @@
         <w:keepNext/>
         <w:spacing w:after="60" w:before="200"/>
       </w:pPr>
-      <w:hyperlink w:history="1" r:id="rIdq0mxpztmjclrn_zws5fvc">
+      <w:hyperlink w:history="1" r:id="rIddrkofyc3ayozzbwailhc-">
         <w:r>
           <w:rPr>
             <w:rFonts w:ascii="DM Sans" w:cs="DM Sans" w:eastAsia="DM Sans" w:hAnsi="DM Sans"/>
@@ -2275,7 +2275,7 @@
       </w:pBdr>
       <w:spacing w:after="80" w:before="40"/>
     </w:pPr>
-    <w:hyperlink w:history="1" r:id="rIdu3am4hxhn2hsun3o2xi8x">
+    <w:hyperlink w:history="1" r:id="rIdj-cda-poddonzklvkv6e7">
       <w:r>
         <w:rPr>
           <w:rFonts w:ascii="DM Sans" w:cs="DM Sans" w:eastAsia="DM Sans" w:hAnsi="DM Sans"/>
@@ -2300,7 +2300,7 @@
       </w:rPr>
       <w:t xml:space="preserve"> · </w:t>
     </w:r>
-    <w:hyperlink w:history="1" r:id="rIdhjclu6wyw7nblt9tv9rn4">
+    <w:hyperlink w:history="1" r:id="rIdeumst07mzolid86ngl_8m">
       <w:r>
         <w:rPr>
           <w:rFonts w:ascii="DM Sans" w:cs="DM Sans" w:eastAsia="DM Sans" w:hAnsi="DM Sans"/>
@@ -2351,7 +2351,7 @@
       </w:rPr>
       <w:t xml:space="preserve"> · </w:t>
     </w:r>
-    <w:hyperlink w:history="1" r:id="rIdx4egqyeqauhrnjxpdko_h">
+    <w:hyperlink w:history="1" r:id="rIdohs2vx7yyryxr4-bwnwpx">
       <w:r>
         <w:rPr>
           <w:rFonts w:ascii="DM Sans" w:cs="DM Sans" w:eastAsia="DM Sans" w:hAnsi="DM Sans"/>
@@ -2376,7 +2376,7 @@
       </w:rPr>
       <w:t xml:space="preserve"> · </w:t>
     </w:r>
-    <w:hyperlink w:history="1" r:id="rIdkp7cojybwno3nug4lc4ze">
+    <w:hyperlink w:history="1" r:id="rId99davsmsi_2vz3xyu-p8i">
       <w:r>
         <w:rPr>
           <w:rFonts w:ascii="DM Sans" w:cs="DM Sans" w:eastAsia="DM Sans" w:hAnsi="DM Sans"/>
@@ -2401,7 +2401,7 @@
       </w:rPr>
       <w:t xml:space="preserve"> · </w:t>
     </w:r>
-    <w:hyperlink w:history="1" r:id="rIdsd1kmeum90colmzcojtap">
+    <w:hyperlink w:history="1" r:id="rIdzomz-pd6novq1ahklartx">
       <w:r>
         <w:rPr>
           <w:rFonts w:ascii="DM Sans" w:cs="DM Sans" w:eastAsia="DM Sans" w:hAnsi="DM Sans"/>

--- a/public/resume/malcolm-xavier-resume-template.docx
+++ b/public/resume/malcolm-xavier-resume-template.docx
@@ -40,7 +40,7 @@
       <w:pPr>
         <w:spacing w:after="40" w:before="0"/>
       </w:pPr>
-      <w:hyperlink w:history="1" r:id="rIddplhyww-iwiayh4n2mhwd">
+      <w:hyperlink w:history="1" r:id="rIdr9kuvhx52a2an476rsjnt">
         <w:r>
           <w:rPr>
             <w:rFonts w:ascii="DM Sans" w:cs="DM Sans" w:eastAsia="DM Sans" w:hAnsi="DM Sans"/>
@@ -69,7 +69,7 @@
         </w:rPr>
         <w:t xml:space="preserve"> · </w:t>
       </w:r>
-      <w:hyperlink w:history="1" r:id="rIdvywna3sxltuknkwvfj6jr">
+      <w:hyperlink w:history="1" r:id="rIdo1e1p_htjp0wyqbmljufd">
         <w:r>
           <w:rPr>
             <w:rFonts w:ascii="DM Sans" w:cs="DM Sans" w:eastAsia="DM Sans" w:hAnsi="DM Sans"/>
@@ -116,7 +116,7 @@
       <w:pPr>
         <w:spacing w:after="200" w:before="0"/>
       </w:pPr>
-      <w:hyperlink w:history="1" r:id="rId9mffi7zzllvbehbs6dhyc">
+      <w:hyperlink w:history="1" r:id="rIdka87omd-k_jaack_sufll">
         <w:r>
           <w:rPr>
             <w:rFonts w:ascii="DM Sans" w:cs="DM Sans" w:eastAsia="DM Sans" w:hAnsi="DM Sans"/>
@@ -145,7 +145,7 @@
         </w:rPr>
         <w:t xml:space="preserve"> · </w:t>
       </w:r>
-      <w:hyperlink w:history="1" r:id="rIdpzamxrcq-gi5vmfticjbn">
+      <w:hyperlink w:history="1" r:id="rId8l1ycstaupsn0e3ts6bvz">
         <w:r>
           <w:rPr>
             <w:rFonts w:ascii="DM Sans" w:cs="DM Sans" w:eastAsia="DM Sans" w:hAnsi="DM Sans"/>
@@ -174,7 +174,7 @@
         </w:rPr>
         <w:t xml:space="preserve"> · </w:t>
       </w:r>
-      <w:hyperlink w:history="1" r:id="rIdqbqsmaqwov-qeg18yq4lf">
+      <w:hyperlink w:history="1" r:id="rId0dmreadyg4jdyznmw_pkd">
         <w:r>
           <w:rPr>
             <w:rFonts w:ascii="DM Sans" w:cs="DM Sans" w:eastAsia="DM Sans" w:hAnsi="DM Sans"/>
@@ -337,7 +337,7 @@
         </w:rPr>
         <w:t xml:space="preserve">Build and operate the </w:t>
       </w:r>
-      <w:hyperlink w:history="1" r:id="rIdrsmkhpppbj4n0jdn5rpuj">
+      <w:hyperlink w:history="1" r:id="rIdpncbdij1knopudy37tj8s">
         <w:r>
           <w:rPr>
             <w:rFonts w:ascii="DM Sans" w:cs="DM Sans" w:eastAsia="DM Sans" w:hAnsi="DM Sans"/>
@@ -403,7 +403,7 @@
         <w:spacing w:after="40" w:before="0"/>
         <w:ind w:left="288"/>
       </w:pPr>
-      <w:hyperlink w:history="1" r:id="rIdl87mgm2afdoy8jtmdunlz">
+      <w:hyperlink w:history="1" r:id="rId46bp8many6vjujargjrng">
         <w:r>
           <w:rPr>
             <w:rFonts w:ascii="DM Sans" w:cs="DM Sans" w:eastAsia="DM Sans" w:hAnsi="DM Sans"/>
@@ -444,7 +444,7 @@
         <w:spacing w:after="40" w:before="0"/>
         <w:ind w:left="288"/>
       </w:pPr>
-      <w:hyperlink w:history="1" r:id="rIdblvausuwuomryoj6krahr">
+      <w:hyperlink w:history="1" r:id="rIdc2ms-egjnahriogmh8gof">
         <w:r>
           <w:rPr>
             <w:rFonts w:ascii="DM Sans" w:cs="DM Sans" w:eastAsia="DM Sans" w:hAnsi="DM Sans"/>
@@ -484,7 +484,7 @@
         <w:spacing w:after="40" w:before="0"/>
         <w:ind w:left="288"/>
       </w:pPr>
-      <w:hyperlink w:history="1" r:id="rIdg1cj7sdaxlidrwznvrr3j">
+      <w:hyperlink w:history="1" r:id="rIdqmhp8q527aavgg25zeuy6">
         <w:r>
           <w:rPr>
             <w:rFonts w:ascii="DM Sans" w:cs="DM Sans" w:eastAsia="DM Sans" w:hAnsi="DM Sans"/>
@@ -519,7 +519,7 @@
         <w:keepNext/>
         <w:spacing w:after="0" w:before="200"/>
       </w:pPr>
-      <w:hyperlink w:history="1" r:id="rIdjcenky4mfwxp33frboyiu">
+      <w:hyperlink w:history="1" r:id="rIdqwywdv9satfokrmgrndhn">
         <w:r>
           <w:rPr>
             <w:rFonts w:ascii="DM Sans" w:cs="DM Sans" w:eastAsia="DM Sans" w:hAnsi="DM Sans"/>
@@ -782,7 +782,7 @@
         </w:rPr>
         <w:t xml:space="preserve">Case study: </w:t>
       </w:r>
-      <w:hyperlink w:history="1" r:id="rIdqhu0gnjgk2feghpo_wmhe">
+      <w:hyperlink w:history="1" r:id="rIdq5g3mth0ifgqwgfcszhcr">
         <w:r>
           <w:rPr>
             <w:rFonts w:ascii="DM Sans" w:cs="DM Sans" w:eastAsia="DM Sans" w:hAnsi="DM Sans"/>
@@ -804,7 +804,7 @@
         <w:keepNext/>
         <w:spacing w:after="0" w:before="200"/>
       </w:pPr>
-      <w:hyperlink w:history="1" r:id="rIdt6iea6awrsbg-yizeyrrp">
+      <w:hyperlink w:history="1" r:id="rIdddzfgzyjcr9khqnr3agyz">
         <w:r>
           <w:rPr>
             <w:rFonts w:ascii="DM Sans" w:cs="DM Sans" w:eastAsia="DM Sans" w:hAnsi="DM Sans"/>
@@ -1067,7 +1067,7 @@
         </w:rPr>
         <w:t xml:space="preserve">Case study: </w:t>
       </w:r>
-      <w:hyperlink w:history="1" r:id="rIdqcxmqvh7amrtpz-56vzrk">
+      <w:hyperlink w:history="1" r:id="rIdppktan4wgw0zii0zx43lb">
         <w:r>
           <w:rPr>
             <w:rFonts w:ascii="DM Sans" w:cs="DM Sans" w:eastAsia="DM Sans" w:hAnsi="DM Sans"/>
@@ -1089,7 +1089,7 @@
         <w:keepNext/>
         <w:spacing w:after="0" w:before="200"/>
       </w:pPr>
-      <w:hyperlink w:history="1" r:id="rIdte4goyr9_t3y4bv4ged_s">
+      <w:hyperlink w:history="1" r:id="rIdgwvw-htqglmd6iq_36mty">
         <w:r>
           <w:rPr>
             <w:rFonts w:ascii="DM Sans" w:cs="DM Sans" w:eastAsia="DM Sans" w:hAnsi="DM Sans"/>
@@ -1314,7 +1314,7 @@
         </w:rPr>
         <w:t xml:space="preserve">Case study: </w:t>
       </w:r>
-      <w:hyperlink w:history="1" r:id="rIdo37toie8rhfaan6kaav1b">
+      <w:hyperlink w:history="1" r:id="rIdjaibvyfuuruvfhh2qdum8">
         <w:r>
           <w:rPr>
             <w:rFonts w:ascii="DM Sans" w:cs="DM Sans" w:eastAsia="DM Sans" w:hAnsi="DM Sans"/>
@@ -1336,7 +1336,7 @@
         <w:keepNext/>
         <w:spacing w:after="0" w:before="200"/>
       </w:pPr>
-      <w:hyperlink w:history="1" r:id="rIdiq9tkdukhbziffiuhfqhy">
+      <w:hyperlink w:history="1" r:id="rId56ni3i83z45podjoybndf">
         <w:r>
           <w:rPr>
             <w:rFonts w:ascii="DM Sans" w:cs="DM Sans" w:eastAsia="DM Sans" w:hAnsi="DM Sans"/>
@@ -1497,7 +1497,7 @@
         <w:keepNext/>
         <w:spacing w:after="0" w:before="200"/>
       </w:pPr>
-      <w:hyperlink w:history="1" r:id="rId_24cmofcgqzd7xxhldlgf">
+      <w:hyperlink w:history="1" r:id="rIdig2g0j2hdcifulm1wwsf6">
         <w:r>
           <w:rPr>
             <w:rFonts w:ascii="DM Sans" w:cs="DM Sans" w:eastAsia="DM Sans" w:hAnsi="DM Sans"/>
@@ -1792,7 +1792,7 @@
         </w:rPr>
         <w:t xml:space="preserve">Presentation: </w:t>
       </w:r>
-      <w:hyperlink w:history="1" r:id="rIdg_wxjj-4nz5-prbqqem-j">
+      <w:hyperlink w:history="1" r:id="rIdzs3ibxg9et4-lz0oicxsp">
         <w:r>
           <w:rPr>
             <w:rFonts w:ascii="DM Sans" w:cs="DM Sans" w:eastAsia="DM Sans" w:hAnsi="DM Sans"/>
@@ -1934,7 +1934,7 @@
         </w:rPr>
         <w:t xml:space="preserve">Presentation: </w:t>
       </w:r>
-      <w:hyperlink w:history="1" r:id="rIdxszved4ha2dlbldalhd5o">
+      <w:hyperlink w:history="1" r:id="rIdsfovfhpg-oi-0fljktuu8">
         <w:r>
           <w:rPr>
             <w:rFonts w:ascii="DM Sans" w:cs="DM Sans" w:eastAsia="DM Sans" w:hAnsi="DM Sans"/>
@@ -2065,7 +2065,7 @@
         <w:keepNext/>
         <w:spacing w:after="60" w:before="0"/>
       </w:pPr>
-      <w:hyperlink w:history="1" r:id="rIdbc15huzlxat4kny74gog-">
+      <w:hyperlink w:history="1" r:id="rId1xkeczqg1a11rtbyvyvyv">
         <w:r>
           <w:rPr>
             <w:rFonts w:ascii="DM Sans" w:cs="DM Sans" w:eastAsia="DM Sans" w:hAnsi="DM Sans"/>
@@ -2105,7 +2105,7 @@
         <w:keepNext/>
         <w:spacing w:after="60" w:before="200"/>
       </w:pPr>
-      <w:hyperlink w:history="1" r:id="rIddrkofyc3ayozzbwailhc-">
+      <w:hyperlink w:history="1" r:id="rIdm6utlapnp-hzhh9b2l1mi">
         <w:r>
           <w:rPr>
             <w:rFonts w:ascii="DM Sans" w:cs="DM Sans" w:eastAsia="DM Sans" w:hAnsi="DM Sans"/>
@@ -2275,7 +2275,7 @@
       </w:pBdr>
       <w:spacing w:after="80" w:before="40"/>
     </w:pPr>
-    <w:hyperlink w:history="1" r:id="rIdj-cda-poddonzklvkv6e7">
+    <w:hyperlink w:history="1" r:id="rId5hobez62rjzgojvpcktod">
       <w:r>
         <w:rPr>
           <w:rFonts w:ascii="DM Sans" w:cs="DM Sans" w:eastAsia="DM Sans" w:hAnsi="DM Sans"/>
@@ -2300,7 +2300,7 @@
       </w:rPr>
       <w:t xml:space="preserve"> · </w:t>
     </w:r>
-    <w:hyperlink w:history="1" r:id="rIdeumst07mzolid86ngl_8m">
+    <w:hyperlink w:history="1" r:id="rIdm4cm59o9ec9vyel6jpjs9">
       <w:r>
         <w:rPr>
           <w:rFonts w:ascii="DM Sans" w:cs="DM Sans" w:eastAsia="DM Sans" w:hAnsi="DM Sans"/>
@@ -2351,7 +2351,7 @@
       </w:rPr>
       <w:t xml:space="preserve"> · </w:t>
     </w:r>
-    <w:hyperlink w:history="1" r:id="rIdohs2vx7yyryxr4-bwnwpx">
+    <w:hyperlink w:history="1" r:id="rId-vehtqi_dko54szvrlqll">
       <w:r>
         <w:rPr>
           <w:rFonts w:ascii="DM Sans" w:cs="DM Sans" w:eastAsia="DM Sans" w:hAnsi="DM Sans"/>
@@ -2376,7 +2376,7 @@
       </w:rPr>
       <w:t xml:space="preserve"> · </w:t>
     </w:r>
-    <w:hyperlink w:history="1" r:id="rId99davsmsi_2vz3xyu-p8i">
+    <w:hyperlink w:history="1" r:id="rIdw1xbb0guz68uu243wmcp_">
       <w:r>
         <w:rPr>
           <w:rFonts w:ascii="DM Sans" w:cs="DM Sans" w:eastAsia="DM Sans" w:hAnsi="DM Sans"/>
@@ -2401,7 +2401,7 @@
       </w:rPr>
       <w:t xml:space="preserve"> · </w:t>
     </w:r>
-    <w:hyperlink w:history="1" r:id="rIdzomz-pd6novq1ahklartx">
+    <w:hyperlink w:history="1" r:id="rId1dngz733tzxgbnm81pqwv">
       <w:r>
         <w:rPr>
           <w:rFonts w:ascii="DM Sans" w:cs="DM Sans" w:eastAsia="DM Sans" w:hAnsi="DM Sans"/>
